--- a/exercises/Bài tập tổng hợp 58-62 - Câu điều kiện/Đề 1.docx
+++ b/exercises/Bài tập tổng hợp 58-62 - Câu điều kiện/Đề 1.docx
@@ -3,604 +3,2428 @@
 <w:document xmlns:w="http://schemas.openxmlformats.org/wordprocessingml/2006/main">
   <w:body>
     <w:p>
-      <w:r>
-        <w:rPr>
+      <w:pPr>
+        <w:spacing w:before="0" w:after="280"/>
+        <w:keepNext/>
+        <w:jc w:val="center"/>
+      </w:pPr>
+      <w:r>
+        <w:rPr>
+          <w:color w:val="000000"/>
           <w:b/>
         </w:rPr>
-        <w:t xml:space="preserve">ĐỀ TỔNG HỢP 58–62 – ĐỀ 1</w:t>
-      </w:r>
-    </w:p>
-    <w:p>
-      <w:r>
-        <w:t xml:space="preserve">CONDITIONAL SENTENCES: TYPES 0, 1, 2, 3 AND MIXED</w:t>
-      </w:r>
-    </w:p>
-    <w:p>
-      <w:r>
-        <w:t xml:space="preserve">Họ và tên: __________________________                         Điểm: ________/100</w:t>
-      </w:r>
-    </w:p>
-    <w:p>
-      <w:r>
-        <w:rPr>
+        <w:t>ĐỀ TỔNG HỢP 58–62 – ĐỀ 1</w:t>
+      </w:r>
+    </w:p>
+    <w:p>
+      <w:pPr>
+        <w:spacing w:before="0" w:after="180"/>
+        <w:jc w:val="center"/>
+      </w:pPr>
+      <w:r>
+        <w:rPr>
+          <w:color w:val="000000"/>
           <w:b/>
         </w:rPr>
-        <w:t xml:space="preserve">PHẦN 1. XÁC ĐỊNH LOẠI CÂU ĐIỀU KIỆN (10 điểm)</w:t>
-      </w:r>
-    </w:p>
-    <w:p>
-      <w:r>
-        <w:t xml:space="preserve">1. If you heat ice, it melts.</w:t>
-      </w:r>
-    </w:p>
-    <w:p>
-      <w:r>
-        <w:t xml:space="preserve">2. If it rains, we will stay home.</w:t>
-      </w:r>
-    </w:p>
-    <w:p>
-      <w:r>
-        <w:t xml:space="preserve">3. If I were rich, I would travel.</w:t>
-      </w:r>
-    </w:p>
-    <w:p>
-      <w:r>
-        <w:t xml:space="preserve">4. If she had studied, she would have passed.</w:t>
-      </w:r>
-    </w:p>
-    <w:p>
-      <w:r>
-        <w:t xml:space="preserve">5. If I had slept earlier, I would not be tired now.</w:t>
-      </w:r>
-    </w:p>
-    <w:p>
-      <w:r>
-        <w:t xml:space="preserve">6. If plants do not get water, they die.</w:t>
-      </w:r>
-    </w:p>
-    <w:p>
-      <w:r>
-        <w:t xml:space="preserve">7. If you call me, I will help you.</w:t>
-      </w:r>
-    </w:p>
-    <w:p>
-      <w:r>
-        <w:t xml:space="preserve">8. If he knew the answer, he would tell us.</w:t>
-      </w:r>
-    </w:p>
-    <w:p>
-      <w:r>
-        <w:t xml:space="preserve">9. If they had left earlier, they would not have missed the bus.</w:t>
-      </w:r>
-    </w:p>
-    <w:p>
-      <w:r>
-        <w:t xml:space="preserve">10. If she were more careful, she would not have made that mistake.</w:t>
-      </w:r>
-    </w:p>
-    <w:p>
-      <w:r>
-        <w:rPr>
+        <w:t>CONDITIONAL SENTENCES: TYPES 0, 1, 2, 3 AND MIXED</w:t>
+      </w:r>
+    </w:p>
+    <w:p>
+      <w:pPr>
+        <w:spacing w:before="0" w:after="100"/>
+      </w:pPr>
+      <w:r>
+        <w:rPr>
+          <w:color w:val="000000"/>
+        </w:rPr>
+        <w:t>Họ và tên: __________________________                         Điểm: ________/100</w:t>
+      </w:r>
+    </w:p>
+    <w:p>
+      <w:pPr>
+        <w:spacing w:before="0" w:after="100"/>
+      </w:pPr>
+      <w:r>
+        <w:rPr>
+          <w:color w:val="000000"/>
+        </w:rPr>
+        <w:t>Phạm vi kiến thức: Bài 58–62 — câu điều kiện loại 0, 1, 2, 3 và câu điều kiện hỗn hợp.</w:t>
+      </w:r>
+    </w:p>
+    <w:p>
+      <w:pPr>
+        <w:spacing w:before="0" w:after="100"/>
+      </w:pPr>
+      <w:r>
+        <w:rPr>
+          <w:color w:val="000000"/>
+        </w:rPr>
+        <w:t>Thời gian làm bài dự kiến: 90 phút.</w:t>
+      </w:r>
+    </w:p>
+    <w:p>
+      <w:pPr>
+        <w:spacing w:before="0" w:after="100"/>
+      </w:pPr>
+      <w:r>
+        <w:rPr>
+          <w:color w:val="000000"/>
+        </w:rPr>
+        <w:t>Tổng điểm: 100 điểm.</w:t>
+      </w:r>
+    </w:p>
+    <w:p>
+      <w:pPr>
+        <w:spacing w:before="0" w:after="120"/>
+      </w:pPr>
+      <w:r>
+        <w:rPr>
+          <w:color w:val="000000"/>
+        </w:rPr>
+        <w:t>Hướng dẫn chung: Làm lần lượt từng phần và kiểm tra thì ở mệnh đề điều kiện, mệnh đề chính cùng ý nghĩa thời gian trước khi nộp bài.</w:t>
+      </w:r>
+    </w:p>
+    <w:p>
+      <w:pPr>
+        <w:spacing w:before="240" w:after="60"/>
+        <w:keepNext/>
+      </w:pPr>
+      <w:r>
+        <w:rPr>
+          <w:color w:val="000000"/>
           <w:b/>
         </w:rPr>
-        <w:t xml:space="preserve">PHẦN 2. CÂU ĐIỀU KIỆN LOẠI 0 (10 điểm)</w:t>
-      </w:r>
-    </w:p>
-    <w:p>
-      <w:r>
-        <w:t xml:space="preserve">1. If water ___ (reach) 100°C, it ___ (boil).</w:t>
-      </w:r>
-    </w:p>
-    <w:p>
-      <w:r>
-        <w:t xml:space="preserve">2. If you ___ (not water) plants, they ___ (die).</w:t>
-      </w:r>
-    </w:p>
-    <w:p>
-      <w:r>
-        <w:t xml:space="preserve">3. Ice ___ (melt) if you ___ (heat) it.</w:t>
-      </w:r>
-    </w:p>
-    <w:p>
-      <w:r>
-        <w:t xml:space="preserve">4. If people ___ (eat) too much, they ___ (gain) weight.</w:t>
-      </w:r>
-    </w:p>
-    <w:p>
-      <w:r>
-        <w:t xml:space="preserve">5. The light ___ (turn) on if you ___ (press) this button.</w:t>
-      </w:r>
-    </w:p>
-    <w:p>
-      <w:r>
-        <w:t xml:space="preserve">6. If it ___ (rain), the ground ___ (get) wet.</w:t>
-      </w:r>
-    </w:p>
-    <w:p>
-      <w:r>
-        <w:t xml:space="preserve">7. If I ___ (drink) coffee late, I ___ (not sleep) well.</w:t>
-      </w:r>
-    </w:p>
-    <w:p>
-      <w:r>
-        <w:t xml:space="preserve">8. Metal ___ (expand) if it ___ (become) hot.</w:t>
-      </w:r>
-    </w:p>
-    <w:p>
-      <w:r>
-        <w:t xml:space="preserve">9. If children ___ (be) tired, they often ___ (cry).</w:t>
-      </w:r>
-    </w:p>
-    <w:p>
-      <w:r>
-        <w:t xml:space="preserve">10. You ___ (feel) better if you ___ (exercise) regularly.</w:t>
-      </w:r>
-    </w:p>
-    <w:p>
-      <w:r>
-        <w:rPr>
+        <w:t>PHẦN 1. XÁC ĐỊNH LOẠI CÂU ĐIỀU KIỆN (10 điểm)</w:t>
+      </w:r>
+    </w:p>
+    <w:p>
+      <w:pPr>
+        <w:spacing w:before="0" w:after="60"/>
+        <w:keepNext/>
+      </w:pPr>
+      <w:r>
+        <w:rPr>
+          <w:color w:val="000000"/>
+          <w:i/>
+        </w:rPr>
+        <w:t>Hướng dẫn: Xác định loại câu điều kiện dựa vào thì và ý nghĩa của mỗi câu.</w:t>
+      </w:r>
+    </w:p>
+    <w:p>
+      <w:pPr>
+        <w:spacing w:before="40" w:after="60"/>
+      </w:pPr>
+      <w:r>
+        <w:rPr>
+          <w:color w:val="000000"/>
+        </w:rPr>
+        <w:t>1. If you heat ice, it melts.</w:t>
+      </w:r>
+    </w:p>
+    <w:p>
+      <w:pPr>
+        <w:spacing w:before="120" w:after="160"/>
+      </w:pPr>
+      <w:r>
+        <w:rPr>
+          <w:color w:val="000000"/>
+        </w:rPr>
+        <w:t>2. If it rains, we will stay home.</w:t>
+      </w:r>
+    </w:p>
+    <w:p>
+      <w:pPr>
+        <w:spacing w:before="120" w:after="160"/>
+      </w:pPr>
+      <w:r>
+        <w:rPr>
+          <w:color w:val="000000"/>
+        </w:rPr>
+        <w:t>3. If I were rich, I would travel.</w:t>
+      </w:r>
+    </w:p>
+    <w:p>
+      <w:pPr>
+        <w:spacing w:before="120" w:after="160"/>
+      </w:pPr>
+      <w:r>
+        <w:rPr>
+          <w:color w:val="000000"/>
+        </w:rPr>
+        <w:t>4. If she had studied, she would have passed.</w:t>
+      </w:r>
+    </w:p>
+    <w:p>
+      <w:pPr>
+        <w:spacing w:before="120" w:after="160"/>
+      </w:pPr>
+      <w:r>
+        <w:rPr>
+          <w:color w:val="000000"/>
+        </w:rPr>
+        <w:t>5. If I had slept earlier, I would not be tired now.</w:t>
+      </w:r>
+    </w:p>
+    <w:p>
+      <w:pPr>
+        <w:spacing w:before="120" w:after="160"/>
+      </w:pPr>
+      <w:r>
+        <w:rPr>
+          <w:color w:val="000000"/>
+        </w:rPr>
+        <w:t>6. If plants do not get water, they die.</w:t>
+      </w:r>
+    </w:p>
+    <w:p>
+      <w:pPr>
+        <w:spacing w:before="120" w:after="160"/>
+      </w:pPr>
+      <w:r>
+        <w:rPr>
+          <w:color w:val="000000"/>
+        </w:rPr>
+        <w:t>7. If you call me, I will help you.</w:t>
+      </w:r>
+    </w:p>
+    <w:p>
+      <w:pPr>
+        <w:spacing w:before="120" w:after="160"/>
+      </w:pPr>
+      <w:r>
+        <w:rPr>
+          <w:color w:val="000000"/>
+        </w:rPr>
+        <w:t>8. If he knew the answer, he would tell us.</w:t>
+      </w:r>
+    </w:p>
+    <w:p>
+      <w:pPr>
+        <w:spacing w:before="120" w:after="160"/>
+      </w:pPr>
+      <w:r>
+        <w:rPr>
+          <w:color w:val="000000"/>
+        </w:rPr>
+        <w:t>9. If they had left earlier, they would not have missed the bus.</w:t>
+      </w:r>
+    </w:p>
+    <w:p>
+      <w:pPr>
+        <w:spacing w:before="120" w:after="160"/>
+      </w:pPr>
+      <w:r>
+        <w:rPr>
+          <w:color w:val="000000"/>
+        </w:rPr>
+        <w:t>10. If she were more careful, she would not have made that mistake.</w:t>
+      </w:r>
+    </w:p>
+    <w:p>
+      <w:pPr>
+        <w:spacing w:before="240" w:after="60"/>
+        <w:keepNext/>
+      </w:pPr>
+      <w:r>
+        <w:rPr>
+          <w:color w:val="000000"/>
           <w:b/>
         </w:rPr>
-        <w:t xml:space="preserve">PHẦN 3. CÂU ĐIỀU KIỆN LOẠI 1 (10 điểm)</w:t>
-      </w:r>
-    </w:p>
-    <w:p>
-      <w:r>
-        <w:t xml:space="preserve">1. If it ___ (rain), we ___ (cancel) the picnic.</w:t>
-      </w:r>
-    </w:p>
-    <w:p>
-      <w:r>
-        <w:t xml:space="preserve">2. I ___ (call) you if I ___ (arrive) early.</w:t>
-      </w:r>
-    </w:p>
-    <w:p>
-      <w:r>
-        <w:t xml:space="preserve">3. If Lan ___ (study), she ___ (pass) the test.</w:t>
-      </w:r>
-    </w:p>
-    <w:p>
-      <w:r>
-        <w:t xml:space="preserve">4. We ___ (miss) the bus unless we ___ (hurry).</w:t>
-      </w:r>
-    </w:p>
-    <w:p>
-      <w:r>
-        <w:t xml:space="preserve">5. If you ___ (not leave) now, you ___ (be) late.</w:t>
-      </w:r>
-    </w:p>
-    <w:p>
-      <w:r>
-        <w:t xml:space="preserve">6. He ___ (help) us if he ___ (have) time.</w:t>
-      </w:r>
-    </w:p>
-    <w:p>
-      <w:r>
-        <w:t xml:space="preserve">7. If they ___ (invite) me, I ___ (go).</w:t>
-      </w:r>
-    </w:p>
-    <w:p>
-      <w:r>
-        <w:t xml:space="preserve">8. You ___ (feel) better if you ___ (rest).</w:t>
-      </w:r>
-    </w:p>
-    <w:p>
-      <w:r>
-        <w:t xml:space="preserve">9. If the shop ___ (be) open, I ___ (buy) some bread.</w:t>
-      </w:r>
-    </w:p>
-    <w:p>
-      <w:r>
-        <w:t xml:space="preserve">10. She ___ (not know) unless you ___ (tell) her.</w:t>
-      </w:r>
-    </w:p>
-    <w:p>
-      <w:r>
-        <w:rPr>
+        <w:t>PHẦN 2. CÂU ĐIỀU KIỆN LOẠI 0 (10 điểm)</w:t>
+      </w:r>
+    </w:p>
+    <w:p>
+      <w:pPr>
+        <w:spacing w:before="0" w:after="60"/>
+        <w:keepNext/>
+      </w:pPr>
+      <w:r>
+        <w:rPr>
+          <w:color w:val="000000"/>
+          <w:i/>
+        </w:rPr>
+        <w:t>Hướng dẫn: Chia động từ trong ngoặc theo câu điều kiện loại 0.</w:t>
+      </w:r>
+    </w:p>
+    <w:p>
+      <w:pPr>
+        <w:spacing w:before="40" w:after="60"/>
+      </w:pPr>
+      <w:r>
+        <w:rPr>
+          <w:color w:val="000000"/>
+        </w:rPr>
+        <w:t>1. If water ___ (reach) 100°C, it ___ (boil).</w:t>
+      </w:r>
+    </w:p>
+    <w:p>
+      <w:pPr>
+        <w:spacing w:before="120" w:after="160"/>
+      </w:pPr>
+      <w:r>
+        <w:rPr>
+          <w:color w:val="000000"/>
+        </w:rPr>
+        <w:t>2. If you ___ (not water) plants, they ___ (die).</w:t>
+      </w:r>
+    </w:p>
+    <w:p>
+      <w:pPr>
+        <w:spacing w:before="120" w:after="160"/>
+      </w:pPr>
+      <w:r>
+        <w:rPr>
+          <w:color w:val="000000"/>
+        </w:rPr>
+        <w:t>3. Ice ___ (melt) if you ___ (heat) it.</w:t>
+      </w:r>
+    </w:p>
+    <w:p>
+      <w:pPr>
+        <w:spacing w:before="120" w:after="160"/>
+      </w:pPr>
+      <w:r>
+        <w:rPr>
+          <w:color w:val="000000"/>
+        </w:rPr>
+        <w:t>4. If people ___ (eat) too much, they ___ (gain) weight.</w:t>
+      </w:r>
+    </w:p>
+    <w:p>
+      <w:pPr>
+        <w:spacing w:before="120" w:after="160"/>
+      </w:pPr>
+      <w:r>
+        <w:rPr>
+          <w:color w:val="000000"/>
+        </w:rPr>
+        <w:t>5. The light ___ (turn) on if you ___ (press) this button.</w:t>
+      </w:r>
+    </w:p>
+    <w:p>
+      <w:pPr>
+        <w:spacing w:before="120" w:after="160"/>
+      </w:pPr>
+      <w:r>
+        <w:rPr>
+          <w:color w:val="000000"/>
+        </w:rPr>
+        <w:t>6. If it ___ (rain), the ground ___ (get) wet.</w:t>
+      </w:r>
+    </w:p>
+    <w:p>
+      <w:pPr>
+        <w:spacing w:before="120" w:after="160"/>
+      </w:pPr>
+      <w:r>
+        <w:rPr>
+          <w:color w:val="000000"/>
+        </w:rPr>
+        <w:t>7. If I ___ (drink) coffee late, I ___ (not sleep) well.</w:t>
+      </w:r>
+    </w:p>
+    <w:p>
+      <w:pPr>
+        <w:spacing w:before="120" w:after="160"/>
+      </w:pPr>
+      <w:r>
+        <w:rPr>
+          <w:color w:val="000000"/>
+        </w:rPr>
+        <w:t>8. Metal ___ (expand) if it ___ (become) hot.</w:t>
+      </w:r>
+    </w:p>
+    <w:p>
+      <w:pPr>
+        <w:spacing w:before="120" w:after="160"/>
+      </w:pPr>
+      <w:r>
+        <w:rPr>
+          <w:color w:val="000000"/>
+        </w:rPr>
+        <w:t>9. If children ___ (be) tired, they often ___ (cry).</w:t>
+      </w:r>
+    </w:p>
+    <w:p>
+      <w:pPr>
+        <w:spacing w:before="120" w:after="160"/>
+      </w:pPr>
+      <w:r>
+        <w:rPr>
+          <w:color w:val="000000"/>
+        </w:rPr>
+        <w:t>10. You ___ (feel) better if you ___ (exercise) regularly.</w:t>
+      </w:r>
+    </w:p>
+    <w:p>
+      <w:pPr>
+        <w:spacing w:before="240" w:after="60"/>
+        <w:keepNext/>
+      </w:pPr>
+      <w:r>
+        <w:rPr>
+          <w:color w:val="000000"/>
           <w:b/>
         </w:rPr>
-        <w:t xml:space="preserve">PHẦN 4. CÂU ĐIỀU KIỆN LOẠI 2 (10 điểm)</w:t>
-      </w:r>
-    </w:p>
-    <w:p>
-      <w:r>
-        <w:t xml:space="preserve">1. If I ___ (be) you, I ___ (apologize).</w:t>
-      </w:r>
-    </w:p>
-    <w:p>
-      <w:r>
-        <w:t xml:space="preserve">2. She ___ (travel) more if she ___ (have) money.</w:t>
-      </w:r>
-    </w:p>
-    <w:p>
-      <w:r>
-        <w:t xml:space="preserve">3. If we ___ (live) near school, we ___ (walk).</w:t>
-      </w:r>
-    </w:p>
-    <w:p>
-      <w:r>
-        <w:t xml:space="preserve">4. He ___ (buy) the car if it ___ (be) cheaper.</w:t>
-      </w:r>
-    </w:p>
-    <w:p>
-      <w:r>
-        <w:t xml:space="preserve">5. If Lan ___ (know) his number, she ___ (call) him.</w:t>
-      </w:r>
-    </w:p>
-    <w:p>
-      <w:r>
-        <w:t xml:space="preserve">6. What ___ you ___ (do) if you ___ (win) the prize?</w:t>
-      </w:r>
-    </w:p>
-    <w:p>
-      <w:r>
-        <w:t xml:space="preserve">7. If I ___ (can) fly, I ___ (visit) every country.</w:t>
-      </w:r>
-    </w:p>
-    <w:p>
-      <w:r>
-        <w:t xml:space="preserve">8. They ___ (not be) tired if they ___ (sleep) more.</w:t>
-      </w:r>
-    </w:p>
-    <w:p>
-      <w:r>
-        <w:t xml:space="preserve">9. If Nam ___ (speak) English, he ___ (apply) for the job.</w:t>
-      </w:r>
-    </w:p>
-    <w:p>
-      <w:r>
-        <w:t xml:space="preserve">10. We ___ (help) if we ___ (understand) the problem.</w:t>
-      </w:r>
-    </w:p>
-    <w:p>
-      <w:r>
-        <w:rPr>
+        <w:t>PHẦN 3. CÂU ĐIỀU KIỆN LOẠI 1 (10 điểm)</w:t>
+      </w:r>
+    </w:p>
+    <w:p>
+      <w:pPr>
+        <w:spacing w:before="0" w:after="60"/>
+        <w:keepNext/>
+      </w:pPr>
+      <w:r>
+        <w:rPr>
+          <w:color w:val="000000"/>
+          <w:i/>
+        </w:rPr>
+        <w:t>Hướng dẫn: Chia động từ trong ngoặc theo câu điều kiện loại 1.</w:t>
+      </w:r>
+    </w:p>
+    <w:p>
+      <w:pPr>
+        <w:spacing w:before="40" w:after="60"/>
+      </w:pPr>
+      <w:r>
+        <w:rPr>
+          <w:color w:val="000000"/>
+        </w:rPr>
+        <w:t>1. If it ___ (rain), we ___ (cancel) the picnic.</w:t>
+      </w:r>
+    </w:p>
+    <w:p>
+      <w:pPr>
+        <w:spacing w:before="120" w:after="160"/>
+      </w:pPr>
+      <w:r>
+        <w:rPr>
+          <w:color w:val="000000"/>
+        </w:rPr>
+        <w:t>2. I ___ (call) you if I ___ (arrive) early.</w:t>
+      </w:r>
+    </w:p>
+    <w:p>
+      <w:pPr>
+        <w:spacing w:before="120" w:after="160"/>
+      </w:pPr>
+      <w:r>
+        <w:rPr>
+          <w:color w:val="000000"/>
+        </w:rPr>
+        <w:t>3. If Lan ___ (study), she ___ (pass) the test.</w:t>
+      </w:r>
+    </w:p>
+    <w:p>
+      <w:pPr>
+        <w:spacing w:before="120" w:after="160"/>
+      </w:pPr>
+      <w:r>
+        <w:rPr>
+          <w:color w:val="000000"/>
+        </w:rPr>
+        <w:t>4. We ___ (miss) the bus unless we ___ (hurry).</w:t>
+      </w:r>
+    </w:p>
+    <w:p>
+      <w:pPr>
+        <w:spacing w:before="120" w:after="160"/>
+      </w:pPr>
+      <w:r>
+        <w:rPr>
+          <w:color w:val="000000"/>
+        </w:rPr>
+        <w:t>5. If you ___ (not leave) now, you ___ (be) late.</w:t>
+      </w:r>
+    </w:p>
+    <w:p>
+      <w:pPr>
+        <w:spacing w:before="120" w:after="160"/>
+      </w:pPr>
+      <w:r>
+        <w:rPr>
+          <w:color w:val="000000"/>
+        </w:rPr>
+        <w:t>6. He ___ (help) us if he ___ (have) time.</w:t>
+      </w:r>
+    </w:p>
+    <w:p>
+      <w:pPr>
+        <w:spacing w:before="120" w:after="160"/>
+      </w:pPr>
+      <w:r>
+        <w:rPr>
+          <w:color w:val="000000"/>
+        </w:rPr>
+        <w:t>7. If they ___ (invite) me, I ___ (go).</w:t>
+      </w:r>
+    </w:p>
+    <w:p>
+      <w:pPr>
+        <w:spacing w:before="120" w:after="160"/>
+      </w:pPr>
+      <w:r>
+        <w:rPr>
+          <w:color w:val="000000"/>
+        </w:rPr>
+        <w:t>8. You ___ (feel) better if you ___ (rest).</w:t>
+      </w:r>
+    </w:p>
+    <w:p>
+      <w:pPr>
+        <w:spacing w:before="120" w:after="160"/>
+      </w:pPr>
+      <w:r>
+        <w:rPr>
+          <w:color w:val="000000"/>
+        </w:rPr>
+        <w:t>9. If the shop ___ (be) open, I ___ (buy) some bread.</w:t>
+      </w:r>
+    </w:p>
+    <w:p>
+      <w:pPr>
+        <w:spacing w:before="120" w:after="160"/>
+      </w:pPr>
+      <w:r>
+        <w:rPr>
+          <w:color w:val="000000"/>
+        </w:rPr>
+        <w:t>10. She ___ (not know) unless you ___ (tell) her.</w:t>
+      </w:r>
+    </w:p>
+    <w:p>
+      <w:pPr>
+        <w:spacing w:before="240" w:after="60"/>
+        <w:keepNext/>
+      </w:pPr>
+      <w:r>
+        <w:rPr>
+          <w:color w:val="000000"/>
           <w:b/>
         </w:rPr>
-        <w:t xml:space="preserve">PHẦN 5. CÂU ĐIỀU KIỆN LOẠI 3 (10 điểm)</w:t>
-      </w:r>
-    </w:p>
-    <w:p>
-      <w:r>
-        <w:t xml:space="preserve">1. If I ___ (know), I ___ (tell) you.</w:t>
-      </w:r>
-    </w:p>
-    <w:p>
-      <w:r>
-        <w:t xml:space="preserve">2. She ___ (pass) if she ___ (study) harder.</w:t>
-      </w:r>
-    </w:p>
-    <w:p>
-      <w:r>
-        <w:t xml:space="preserve">3. If they ___ (leave) earlier, they ___ (catch) the train.</w:t>
-      </w:r>
-    </w:p>
-    <w:p>
-      <w:r>
-        <w:t xml:space="preserve">4. We ___ (not get) lost if we ___ (bring) a map.</w:t>
-      </w:r>
-    </w:p>
-    <w:p>
-      <w:r>
-        <w:t xml:space="preserve">5. If Nam ___ (see) the sign, he ___ (stop).</w:t>
-      </w:r>
-    </w:p>
-    <w:p>
-      <w:r>
-        <w:t xml:space="preserve">6. What ___ you ___ (do) if you ___ (miss) the flight?</w:t>
-      </w:r>
-    </w:p>
-    <w:p>
-      <w:r>
-        <w:t xml:space="preserve">7. If it ___ (not rain), we ___ (play) outside.</w:t>
-      </w:r>
-    </w:p>
-    <w:p>
-      <w:r>
-        <w:t xml:space="preserve">8. Lan ___ (come) if you ___ (invite) her.</w:t>
-      </w:r>
-    </w:p>
-    <w:p>
-      <w:r>
-        <w:t xml:space="preserve">9. If I ___ (wake) earlier, I ___ (not be) late.</w:t>
-      </w:r>
-    </w:p>
-    <w:p>
-      <w:r>
-        <w:t xml:space="preserve">10. They ___ (win) if they ___ (practice) more.</w:t>
-      </w:r>
-    </w:p>
-    <w:p>
-      <w:r>
-        <w:rPr>
+        <w:t>PHẦN 4. CÂU ĐIỀU KIỆN LOẠI 2 (10 điểm)</w:t>
+      </w:r>
+    </w:p>
+    <w:p>
+      <w:pPr>
+        <w:spacing w:before="0" w:after="60"/>
+        <w:keepNext/>
+      </w:pPr>
+      <w:r>
+        <w:rPr>
+          <w:color w:val="000000"/>
+          <w:i/>
+        </w:rPr>
+        <w:t>Hướng dẫn: Chia động từ trong ngoặc theo câu điều kiện loại 2.</w:t>
+      </w:r>
+    </w:p>
+    <w:p>
+      <w:pPr>
+        <w:spacing w:before="40" w:after="60"/>
+      </w:pPr>
+      <w:r>
+        <w:rPr>
+          <w:color w:val="000000"/>
+        </w:rPr>
+        <w:t>1. If I ___ (be) you, I ___ (apologize).</w:t>
+      </w:r>
+    </w:p>
+    <w:p>
+      <w:pPr>
+        <w:spacing w:before="120" w:after="160"/>
+      </w:pPr>
+      <w:r>
+        <w:rPr>
+          <w:color w:val="000000"/>
+        </w:rPr>
+        <w:t>2. She ___ (travel) more if she ___ (have) money.</w:t>
+      </w:r>
+    </w:p>
+    <w:p>
+      <w:pPr>
+        <w:spacing w:before="120" w:after="160"/>
+      </w:pPr>
+      <w:r>
+        <w:rPr>
+          <w:color w:val="000000"/>
+        </w:rPr>
+        <w:t>3. If we ___ (live) near school, we ___ (walk).</w:t>
+      </w:r>
+    </w:p>
+    <w:p>
+      <w:pPr>
+        <w:spacing w:before="120" w:after="160"/>
+      </w:pPr>
+      <w:r>
+        <w:rPr>
+          <w:color w:val="000000"/>
+        </w:rPr>
+        <w:t>4. He ___ (buy) the car if it ___ (be) cheaper.</w:t>
+      </w:r>
+    </w:p>
+    <w:p>
+      <w:pPr>
+        <w:spacing w:before="120" w:after="160"/>
+      </w:pPr>
+      <w:r>
+        <w:rPr>
+          <w:color w:val="000000"/>
+        </w:rPr>
+        <w:t>5. If Lan ___ (know) his number, she ___ (call) him.</w:t>
+      </w:r>
+    </w:p>
+    <w:p>
+      <w:pPr>
+        <w:spacing w:before="120" w:after="160"/>
+      </w:pPr>
+      <w:r>
+        <w:rPr>
+          <w:color w:val="000000"/>
+        </w:rPr>
+        <w:t>6. What ___ you ___ (do) if you ___ (win) the prize?</w:t>
+      </w:r>
+    </w:p>
+    <w:p>
+      <w:pPr>
+        <w:spacing w:before="120" w:after="160"/>
+      </w:pPr>
+      <w:r>
+        <w:rPr>
+          <w:color w:val="000000"/>
+        </w:rPr>
+        <w:t>7. If I ___ (can) fly, I ___ (visit) every country.</w:t>
+      </w:r>
+    </w:p>
+    <w:p>
+      <w:pPr>
+        <w:spacing w:before="120" w:after="160"/>
+      </w:pPr>
+      <w:r>
+        <w:rPr>
+          <w:color w:val="000000"/>
+        </w:rPr>
+        <w:t>8. They ___ (not be) tired if they ___ (sleep) more.</w:t>
+      </w:r>
+    </w:p>
+    <w:p>
+      <w:pPr>
+        <w:spacing w:before="120" w:after="160"/>
+      </w:pPr>
+      <w:r>
+        <w:rPr>
+          <w:color w:val="000000"/>
+        </w:rPr>
+        <w:t>9. If Nam ___ (speak) English, he ___ (apply) for the job.</w:t>
+      </w:r>
+    </w:p>
+    <w:p>
+      <w:pPr>
+        <w:spacing w:before="120" w:after="160"/>
+      </w:pPr>
+      <w:r>
+        <w:rPr>
+          <w:color w:val="000000"/>
+        </w:rPr>
+        <w:t>10. We ___ (help) if we ___ (understand) the problem.</w:t>
+      </w:r>
+    </w:p>
+    <w:p>
+      <w:pPr>
+        <w:spacing w:before="240" w:after="60"/>
+        <w:keepNext/>
+      </w:pPr>
+      <w:r>
+        <w:rPr>
+          <w:color w:val="000000"/>
           <w:b/>
         </w:rPr>
-        <w:t xml:space="preserve">PHẦN 6. CÂU ĐIỀU KIỆN HỖN HỢP (10 điểm)</w:t>
-      </w:r>
-    </w:p>
-    <w:p>
-      <w:r>
-        <w:t xml:space="preserve">1. If I ___ (study) medicine, I ___ (be) a doctor now.</w:t>
-      </w:r>
-    </w:p>
-    <w:p>
-      <w:r>
-        <w:t xml:space="preserve">2. If she ___ (be) more organized, she ___ (not miss) the meeting yesterday.</w:t>
-      </w:r>
-    </w:p>
-    <w:p>
-      <w:r>
-        <w:t xml:space="preserve">3. He ___ (have) a job now if he ___ (accept) the offer.</w:t>
-      </w:r>
-    </w:p>
-    <w:p>
-      <w:r>
-        <w:t xml:space="preserve">4. If they ___ (not stay) up late, they ___ (not be) tired now.</w:t>
-      </w:r>
-    </w:p>
-    <w:p>
-      <w:r>
-        <w:t xml:space="preserve">5. If I ___ (speak) French, I ___ (apply) for that job last year.</w:t>
-      </w:r>
-    </w:p>
-    <w:p>
-      <w:r>
-        <w:t xml:space="preserve">6. Lan ___ (not feel) lonely now if she ___ (join) the club.</w:t>
-      </w:r>
-    </w:p>
-    <w:p>
-      <w:r>
-        <w:t xml:space="preserve">7. If Nam ___ (be) more careful, he ___ (not break) the vase.</w:t>
-      </w:r>
-    </w:p>
-    <w:p>
-      <w:r>
-        <w:t xml:space="preserve">8. We ___ (live) abroad now if we ___ (take) that opportunity.</w:t>
-      </w:r>
-    </w:p>
-    <w:p>
-      <w:r>
-        <w:t xml:space="preserve">9. If she ___ (save) more money, she ___ (own) a car now.</w:t>
-      </w:r>
-    </w:p>
-    <w:p>
-      <w:r>
-        <w:t xml:space="preserve">10. I ___ (understand) the lesson now if I ___ (attend) class yesterday.</w:t>
-      </w:r>
-    </w:p>
-    <w:p>
-      <w:r>
-        <w:rPr>
+        <w:t>PHẦN 5. CÂU ĐIỀU KIỆN LOẠI 3 (10 điểm)</w:t>
+      </w:r>
+    </w:p>
+    <w:p>
+      <w:pPr>
+        <w:spacing w:before="0" w:after="60"/>
+        <w:keepNext/>
+      </w:pPr>
+      <w:r>
+        <w:rPr>
+          <w:color w:val="000000"/>
+          <w:i/>
+        </w:rPr>
+        <w:t>Hướng dẫn: Chia động từ trong ngoặc theo câu điều kiện loại 3.</w:t>
+      </w:r>
+    </w:p>
+    <w:p>
+      <w:pPr>
+        <w:spacing w:before="40" w:after="60"/>
+      </w:pPr>
+      <w:r>
+        <w:rPr>
+          <w:color w:val="000000"/>
+        </w:rPr>
+        <w:t>1. If I ___ (know), I ___ (tell) you.</w:t>
+      </w:r>
+    </w:p>
+    <w:p>
+      <w:pPr>
+        <w:spacing w:before="120" w:after="160"/>
+      </w:pPr>
+      <w:r>
+        <w:rPr>
+          <w:color w:val="000000"/>
+        </w:rPr>
+        <w:t>2. She ___ (pass) if she ___ (study) harder.</w:t>
+      </w:r>
+    </w:p>
+    <w:p>
+      <w:pPr>
+        <w:spacing w:before="120" w:after="160"/>
+      </w:pPr>
+      <w:r>
+        <w:rPr>
+          <w:color w:val="000000"/>
+        </w:rPr>
+        <w:t>3. If they ___ (leave) earlier, they ___ (catch) the train.</w:t>
+      </w:r>
+    </w:p>
+    <w:p>
+      <w:pPr>
+        <w:spacing w:before="120" w:after="160"/>
+      </w:pPr>
+      <w:r>
+        <w:rPr>
+          <w:color w:val="000000"/>
+        </w:rPr>
+        <w:t>4. We ___ (not get) lost if we ___ (bring) a map.</w:t>
+      </w:r>
+    </w:p>
+    <w:p>
+      <w:pPr>
+        <w:spacing w:before="120" w:after="160"/>
+      </w:pPr>
+      <w:r>
+        <w:rPr>
+          <w:color w:val="000000"/>
+        </w:rPr>
+        <w:t>5. If Nam ___ (see) the sign, he ___ (stop).</w:t>
+      </w:r>
+    </w:p>
+    <w:p>
+      <w:pPr>
+        <w:spacing w:before="120" w:after="160"/>
+      </w:pPr>
+      <w:r>
+        <w:rPr>
+          <w:color w:val="000000"/>
+        </w:rPr>
+        <w:t>6. What ___ you ___ (do) if you ___ (miss) the flight?</w:t>
+      </w:r>
+    </w:p>
+    <w:p>
+      <w:pPr>
+        <w:spacing w:before="120" w:after="160"/>
+      </w:pPr>
+      <w:r>
+        <w:rPr>
+          <w:color w:val="000000"/>
+        </w:rPr>
+        <w:t>7. If it ___ (not rain), we ___ (play) outside.</w:t>
+      </w:r>
+    </w:p>
+    <w:p>
+      <w:pPr>
+        <w:spacing w:before="120" w:after="160"/>
+      </w:pPr>
+      <w:r>
+        <w:rPr>
+          <w:color w:val="000000"/>
+        </w:rPr>
+        <w:t>8. Lan ___ (come) if you ___ (invite) her.</w:t>
+      </w:r>
+    </w:p>
+    <w:p>
+      <w:pPr>
+        <w:spacing w:before="120" w:after="160"/>
+      </w:pPr>
+      <w:r>
+        <w:rPr>
+          <w:color w:val="000000"/>
+        </w:rPr>
+        <w:t>9. If I ___ (wake) earlier, I ___ (not be) late.</w:t>
+      </w:r>
+    </w:p>
+    <w:p>
+      <w:pPr>
+        <w:spacing w:before="120" w:after="160"/>
+      </w:pPr>
+      <w:r>
+        <w:rPr>
+          <w:color w:val="000000"/>
+        </w:rPr>
+        <w:t>10. They ___ (win) if they ___ (practice) more.</w:t>
+      </w:r>
+    </w:p>
+    <w:p>
+      <w:pPr>
+        <w:spacing w:before="240" w:after="60"/>
+        <w:keepNext/>
+      </w:pPr>
+      <w:r>
+        <w:rPr>
+          <w:color w:val="000000"/>
           <w:b/>
         </w:rPr>
-        <w:t xml:space="preserve">PHẦN 7. VIẾT LẠI CÂU (10 điểm)</w:t>
-      </w:r>
-    </w:p>
-    <w:p>
-      <w:r>
-        <w:t xml:space="preserve">1. Study hard or you will fail. (if)</w:t>
-      </w:r>
-    </w:p>
-    <w:p>
-      <w:r>
-        <w:t xml:space="preserve">2. Hurry or we will miss the bus. (unless)</w:t>
-      </w:r>
-    </w:p>
-    <w:p>
-      <w:r>
-        <w:t xml:space="preserve">3. I do not know her number, so I cannot call her.</w:t>
-      </w:r>
-    </w:p>
-    <w:p>
-      <w:r>
-        <w:t xml:space="preserve">4. He did not study, so he failed.</w:t>
-      </w:r>
-    </w:p>
-    <w:p>
-      <w:r>
-        <w:t xml:space="preserve">5. She did not take the job, so she is unemployed now.</w:t>
-      </w:r>
-    </w:p>
-    <w:p>
-      <w:r>
-        <w:t xml:space="preserve">6. Without water, plants die.</w:t>
-      </w:r>
-    </w:p>
-    <w:p>
-      <w:r>
-        <w:t xml:space="preserve">7. You can go provided that you finish your work.</w:t>
-      </w:r>
-    </w:p>
-    <w:p>
-      <w:r>
-        <w:t xml:space="preserve">8. I am not you, so I cannot decide.</w:t>
-      </w:r>
-    </w:p>
-    <w:p>
-      <w:r>
-        <w:t xml:space="preserve">9. They left late, so they missed the train.</w:t>
-      </w:r>
-    </w:p>
-    <w:p>
-      <w:r>
-        <w:t xml:space="preserve">10. Wear a coat or you will feel cold.</w:t>
-      </w:r>
-    </w:p>
-    <w:p>
-      <w:r>
-        <w:rPr>
+        <w:t>PHẦN 6. CÂU ĐIỀU KIỆN HỖN HỢP (10 điểm)</w:t>
+      </w:r>
+    </w:p>
+    <w:p>
+      <w:pPr>
+        <w:spacing w:before="0" w:after="60"/>
+        <w:keepNext/>
+      </w:pPr>
+      <w:r>
+        <w:rPr>
+          <w:color w:val="000000"/>
+          <w:i/>
+        </w:rPr>
+        <w:t>Hướng dẫn: Chia động từ trong ngoặc theo câu điều kiện hỗn hợp phù hợp.</w:t>
+      </w:r>
+    </w:p>
+    <w:p>
+      <w:pPr>
+        <w:spacing w:before="40" w:after="60"/>
+      </w:pPr>
+      <w:r>
+        <w:rPr>
+          <w:color w:val="000000"/>
+        </w:rPr>
+        <w:t>1. If I ___ (study) medicine, I ___ (be) a doctor now.</w:t>
+      </w:r>
+    </w:p>
+    <w:p>
+      <w:pPr>
+        <w:spacing w:before="120" w:after="160"/>
+      </w:pPr>
+      <w:r>
+        <w:rPr>
+          <w:color w:val="000000"/>
+        </w:rPr>
+        <w:t>2. If she ___ (be) more organized, she ___ (not miss) the meeting yesterday.</w:t>
+      </w:r>
+    </w:p>
+    <w:p>
+      <w:pPr>
+        <w:spacing w:before="120" w:after="160"/>
+      </w:pPr>
+      <w:r>
+        <w:rPr>
+          <w:color w:val="000000"/>
+        </w:rPr>
+        <w:t>3. He ___ (have) a job now if he ___ (accept) the offer.</w:t>
+      </w:r>
+    </w:p>
+    <w:p>
+      <w:pPr>
+        <w:spacing w:before="120" w:after="160"/>
+      </w:pPr>
+      <w:r>
+        <w:rPr>
+          <w:color w:val="000000"/>
+        </w:rPr>
+        <w:t>4. If they ___ (not stay) up late, they ___ (not be) tired now.</w:t>
+      </w:r>
+    </w:p>
+    <w:p>
+      <w:pPr>
+        <w:spacing w:before="120" w:after="160"/>
+      </w:pPr>
+      <w:r>
+        <w:rPr>
+          <w:color w:val="000000"/>
+        </w:rPr>
+        <w:t>5. If I ___ (speak) French, I ___ (apply) for that job last year.</w:t>
+      </w:r>
+    </w:p>
+    <w:p>
+      <w:pPr>
+        <w:spacing w:before="120" w:after="160"/>
+      </w:pPr>
+      <w:r>
+        <w:rPr>
+          <w:color w:val="000000"/>
+        </w:rPr>
+        <w:t>6. Lan ___ (not feel) lonely now if she ___ (join) the club.</w:t>
+      </w:r>
+    </w:p>
+    <w:p>
+      <w:pPr>
+        <w:spacing w:before="120" w:after="160"/>
+      </w:pPr>
+      <w:r>
+        <w:rPr>
+          <w:color w:val="000000"/>
+        </w:rPr>
+        <w:t>7. If Nam ___ (be) more careful, he ___ (not break) the vase.</w:t>
+      </w:r>
+    </w:p>
+    <w:p>
+      <w:pPr>
+        <w:spacing w:before="120" w:after="160"/>
+      </w:pPr>
+      <w:r>
+        <w:rPr>
+          <w:color w:val="000000"/>
+        </w:rPr>
+        <w:t>8. We ___ (live) abroad now if we ___ (take) that opportunity.</w:t>
+      </w:r>
+    </w:p>
+    <w:p>
+      <w:pPr>
+        <w:spacing w:before="120" w:after="160"/>
+      </w:pPr>
+      <w:r>
+        <w:rPr>
+          <w:color w:val="000000"/>
+        </w:rPr>
+        <w:t>9. If she ___ (save) more money, she ___ (own) a car now.</w:t>
+      </w:r>
+    </w:p>
+    <w:p>
+      <w:pPr>
+        <w:spacing w:before="120" w:after="160"/>
+      </w:pPr>
+      <w:r>
+        <w:rPr>
+          <w:color w:val="000000"/>
+        </w:rPr>
+        <w:t>10. I ___ (understand) the lesson now if I ___ (attend) class yesterday.</w:t>
+      </w:r>
+    </w:p>
+    <w:p>
+      <w:pPr>
+        <w:spacing w:before="240" w:after="60"/>
+        <w:keepNext/>
+      </w:pPr>
+      <w:r>
+        <w:rPr>
+          <w:color w:val="000000"/>
           <w:b/>
         </w:rPr>
-        <w:t xml:space="preserve">PHẦN 8. SỬA LỖI SAI (10 điểm)</w:t>
-      </w:r>
-    </w:p>
-    <w:p>
-      <w:r>
-        <w:t xml:space="preserve">1. If you heat ice, it will melts.</w:t>
-      </w:r>
-    </w:p>
-    <w:p>
-      <w:r>
-        <w:t xml:space="preserve">2. If it will rain, we will stay home.</w:t>
-      </w:r>
-    </w:p>
-    <w:p>
-      <w:r>
-        <w:t xml:space="preserve">3. If I am you, I would apologize.</w:t>
-      </w:r>
-    </w:p>
-    <w:p>
-      <w:r>
-        <w:t xml:space="preserve">4. If she studied, she would have passed.</w:t>
-      </w:r>
-    </w:p>
-    <w:p>
-      <w:r>
-        <w:t xml:space="preserve">5. If he had left early, he would be here yesterday.</w:t>
-      </w:r>
-    </w:p>
-    <w:p>
-      <w:r>
-        <w:t xml:space="preserve">6. Unless you do not hurry, you will be late.</w:t>
-      </w:r>
-    </w:p>
-    <w:p>
-      <w:r>
-        <w:t xml:space="preserve">7. If I knew, I will tell you.</w:t>
-      </w:r>
-    </w:p>
-    <w:p>
-      <w:r>
-        <w:t xml:space="preserve">8. If they had practiced, they will have won.</w:t>
-      </w:r>
-    </w:p>
-    <w:p>
-      <w:r>
-        <w:t xml:space="preserve">9. If she had taken the job, she will work here now.</w:t>
-      </w:r>
-    </w:p>
-    <w:p>
-      <w:r>
-        <w:t xml:space="preserve">10. If water reaches 0°C, it froze.</w:t>
-      </w:r>
-    </w:p>
-    <w:p>
-      <w:r>
-        <w:rPr>
+        <w:t>PHẦN 7. VIẾT LẠI CÂU (10 điểm)</w:t>
+      </w:r>
+    </w:p>
+    <w:p>
+      <w:pPr>
+        <w:spacing w:before="0" w:after="60"/>
+        <w:keepNext/>
+      </w:pPr>
+      <w:r>
+        <w:rPr>
+          <w:color w:val="000000"/>
+          <w:i/>
+        </w:rPr>
+        <w:t>Hướng dẫn: Viết lại câu bằng cấu trúc điều kiện phù hợp mà không làm thay đổi nghĩa.</w:t>
+      </w:r>
+    </w:p>
+    <w:p>
+      <w:pPr>
+        <w:spacing w:before="40" w:after="60"/>
+      </w:pPr>
+      <w:r>
+        <w:rPr>
+          <w:color w:val="000000"/>
+        </w:rPr>
+        <w:t>1. Study hard or you will fail. (if)</w:t>
+      </w:r>
+    </w:p>
+    <w:p>
+      <w:pPr>
+        <w:spacing w:before="120" w:after="160"/>
+      </w:pPr>
+      <w:r>
+        <w:rPr>
+          <w:color w:val="000000"/>
+        </w:rPr>
+        <w:t>2. Hurry or we will miss the bus. (unless)</w:t>
+      </w:r>
+    </w:p>
+    <w:p>
+      <w:pPr>
+        <w:spacing w:before="120" w:after="160"/>
+      </w:pPr>
+      <w:r>
+        <w:rPr>
+          <w:color w:val="000000"/>
+        </w:rPr>
+        <w:t>3. I do not know her number, so I cannot call her.</w:t>
+      </w:r>
+    </w:p>
+    <w:p>
+      <w:pPr>
+        <w:spacing w:before="120" w:after="160"/>
+      </w:pPr>
+      <w:r>
+        <w:rPr>
+          <w:color w:val="000000"/>
+        </w:rPr>
+        <w:t>4. He did not study, so he failed.</w:t>
+      </w:r>
+    </w:p>
+    <w:p>
+      <w:pPr>
+        <w:spacing w:before="120" w:after="160"/>
+      </w:pPr>
+      <w:r>
+        <w:rPr>
+          <w:color w:val="000000"/>
+        </w:rPr>
+        <w:t>5. She did not take the job, so she is unemployed now.</w:t>
+      </w:r>
+    </w:p>
+    <w:p>
+      <w:pPr>
+        <w:spacing w:before="120" w:after="160"/>
+      </w:pPr>
+      <w:r>
+        <w:rPr>
+          <w:color w:val="000000"/>
+        </w:rPr>
+        <w:t>6. Without water, plants die.</w:t>
+      </w:r>
+    </w:p>
+    <w:p>
+      <w:pPr>
+        <w:spacing w:before="120" w:after="160"/>
+      </w:pPr>
+      <w:r>
+        <w:rPr>
+          <w:color w:val="000000"/>
+        </w:rPr>
+        <w:t>7. You can go provided that you finish your work.</w:t>
+      </w:r>
+    </w:p>
+    <w:p>
+      <w:pPr>
+        <w:spacing w:before="120" w:after="160"/>
+      </w:pPr>
+      <w:r>
+        <w:rPr>
+          <w:color w:val="000000"/>
+        </w:rPr>
+        <w:t>8. I am not you, so I cannot decide.</w:t>
+      </w:r>
+    </w:p>
+    <w:p>
+      <w:pPr>
+        <w:spacing w:before="120" w:after="160"/>
+      </w:pPr>
+      <w:r>
+        <w:rPr>
+          <w:color w:val="000000"/>
+        </w:rPr>
+        <w:t>9. They left late, so they missed the train.</w:t>
+      </w:r>
+    </w:p>
+    <w:p>
+      <w:pPr>
+        <w:spacing w:before="120" w:after="160"/>
+      </w:pPr>
+      <w:r>
+        <w:rPr>
+          <w:color w:val="000000"/>
+        </w:rPr>
+        <w:t>10. Wear a coat or you will feel cold.</w:t>
+      </w:r>
+    </w:p>
+    <w:p>
+      <w:pPr>
+        <w:spacing w:before="240" w:after="60"/>
+        <w:keepNext/>
+      </w:pPr>
+      <w:r>
+        <w:rPr>
+          <w:color w:val="000000"/>
           <w:b/>
         </w:rPr>
-        <w:t xml:space="preserve">PHẦN 9. ĐỌC HIỂU (10 điểm)</w:t>
-      </w:r>
-    </w:p>
-    <w:p>
-      <w:r>
-        <w:t xml:space="preserve">Lan is planning a mountain trip. If the weather is fine, her group will leave early Saturday. If it rains heavily, they will stay home. Lan always carries a map because if people lose the path, they can get into danger. She wishes she had a better camera; if she had one, she would take clearer photos. Last year, she forgot her raincoat. If she had remembered it, she would not have become ill.</w:t>
-      </w:r>
-    </w:p>
-    <w:p>
-      <w:r>
-        <w:t xml:space="preserve">1. When will they leave? 2. What will they do if it rains? 3. Why does Lan carry a map? 4. What would she do with a better camera? 5. What happened because she forgot her raincoat?</w:t>
-      </w:r>
-    </w:p>
-    <w:p>
-      <w:r>
-        <w:rPr>
+        <w:t>PHẦN 8. SỬA LỖI SAI (10 điểm)</w:t>
+      </w:r>
+    </w:p>
+    <w:p>
+      <w:pPr>
+        <w:spacing w:before="0" w:after="60"/>
+        <w:keepNext/>
+      </w:pPr>
+      <w:r>
+        <w:rPr>
+          <w:color w:val="000000"/>
+          <w:i/>
+        </w:rPr>
+        <w:t>Hướng dẫn: Tìm lỗi sai và viết lại câu đúng hoàn chỉnh.</w:t>
+      </w:r>
+    </w:p>
+    <w:p>
+      <w:pPr>
+        <w:spacing w:before="40" w:after="60"/>
+      </w:pPr>
+      <w:r>
+        <w:rPr>
+          <w:color w:val="000000"/>
+        </w:rPr>
+        <w:t>1. If you heat ice, it will melts.</w:t>
+      </w:r>
+    </w:p>
+    <w:p>
+      <w:pPr>
+        <w:spacing w:before="120" w:after="160"/>
+      </w:pPr>
+      <w:r>
+        <w:rPr>
+          <w:color w:val="000000"/>
+        </w:rPr>
+        <w:t>2. If it will rain, we will stay home.</w:t>
+      </w:r>
+    </w:p>
+    <w:p>
+      <w:pPr>
+        <w:spacing w:before="120" w:after="160"/>
+      </w:pPr>
+      <w:r>
+        <w:rPr>
+          <w:color w:val="000000"/>
+        </w:rPr>
+        <w:t>3. If I am you, I would apologize.</w:t>
+      </w:r>
+    </w:p>
+    <w:p>
+      <w:pPr>
+        <w:spacing w:before="120" w:after="160"/>
+      </w:pPr>
+      <w:r>
+        <w:rPr>
+          <w:color w:val="000000"/>
+        </w:rPr>
+        <w:t>4. If she studied, she would have passed.</w:t>
+      </w:r>
+    </w:p>
+    <w:p>
+      <w:pPr>
+        <w:spacing w:before="120" w:after="160"/>
+      </w:pPr>
+      <w:r>
+        <w:rPr>
+          <w:color w:val="000000"/>
+        </w:rPr>
+        <w:t>5. If he had left early, he would be here yesterday.</w:t>
+      </w:r>
+    </w:p>
+    <w:p>
+      <w:pPr>
+        <w:spacing w:before="120" w:after="160"/>
+      </w:pPr>
+      <w:r>
+        <w:rPr>
+          <w:color w:val="000000"/>
+        </w:rPr>
+        <w:t>6. Unless you do not hurry, you will be late.</w:t>
+      </w:r>
+    </w:p>
+    <w:p>
+      <w:pPr>
+        <w:spacing w:before="120" w:after="160"/>
+      </w:pPr>
+      <w:r>
+        <w:rPr>
+          <w:color w:val="000000"/>
+        </w:rPr>
+        <w:t>7. If I knew, I will tell you.</w:t>
+      </w:r>
+    </w:p>
+    <w:p>
+      <w:pPr>
+        <w:spacing w:before="120" w:after="160"/>
+      </w:pPr>
+      <w:r>
+        <w:rPr>
+          <w:color w:val="000000"/>
+        </w:rPr>
+        <w:t>8. If they had practiced, they will have won.</w:t>
+      </w:r>
+    </w:p>
+    <w:p>
+      <w:pPr>
+        <w:spacing w:before="120" w:after="160"/>
+      </w:pPr>
+      <w:r>
+        <w:rPr>
+          <w:color w:val="000000"/>
+        </w:rPr>
+        <w:t>9. If she had taken the job, she will work here now.</w:t>
+      </w:r>
+    </w:p>
+    <w:p>
+      <w:pPr>
+        <w:spacing w:before="120" w:after="160"/>
+      </w:pPr>
+      <w:r>
+        <w:rPr>
+          <w:color w:val="000000"/>
+        </w:rPr>
+        <w:t>10. If water reaches 0°C, it froze.</w:t>
+      </w:r>
+    </w:p>
+    <w:p>
+      <w:pPr>
+        <w:spacing w:before="240" w:after="60"/>
+        <w:keepNext/>
+      </w:pPr>
+      <w:r>
+        <w:rPr>
+          <w:color w:val="000000"/>
           <w:b/>
         </w:rPr>
-        <w:t xml:space="preserve">PHẦN 10. VIẾT (10 điểm)</w:t>
-      </w:r>
-    </w:p>
-    <w:p>
-      <w:r>
-        <w:t xml:space="preserve">Viết 90–110 từ về kế hoạch cho một chuyến đi và những tình huống có thể xảy ra. Dùng ít nhất bốn loại câu điều kiện.</w:t>
-      </w:r>
-    </w:p>
-    <w:p>
-      <w:r>
-        <w:rPr>
+        <w:t>PHẦN 9. ĐỌC HIỂU (10 điểm)</w:t>
+      </w:r>
+    </w:p>
+    <w:p>
+      <w:pPr>
+        <w:spacing w:before="0" w:after="60"/>
+        <w:keepNext/>
+      </w:pPr>
+      <w:r>
+        <w:rPr>
+          <w:color w:val="000000"/>
+          <w:i/>
+        </w:rPr>
+        <w:t>Hướng dẫn: Đọc đoạn văn và trả lời từng câu hỏi bằng thông tin trong bài.</w:t>
+      </w:r>
+    </w:p>
+    <w:p>
+      <w:pPr>
+        <w:spacing w:before="0" w:after="120"/>
+      </w:pPr>
+      <w:r>
+        <w:rPr>
+          <w:color w:val="000000"/>
+        </w:rPr>
+        <w:t>Lan is planning a mountain trip. If the weather is fine, her group will leave early Saturday. If it rains heavily, they will stay home.</w:t>
+      </w:r>
+    </w:p>
+    <w:p>
+      <w:pPr>
+        <w:spacing w:before="0" w:after="120"/>
+      </w:pPr>
+      <w:r>
+        <w:rPr>
+          <w:color w:val="000000"/>
+        </w:rPr>
+        <w:t>Lan always carries a map because if people lose the path, they can get into danger. She wishes she had a better camera; if she had one, she would take clearer photos.</w:t>
+      </w:r>
+    </w:p>
+    <w:p>
+      <w:pPr>
+        <w:spacing w:before="0" w:after="120"/>
+      </w:pPr>
+      <w:r>
+        <w:rPr>
+          <w:color w:val="000000"/>
+        </w:rPr>
+        <w:t>Last year, she forgot her raincoat. If she had remembered it, she would not have become ill.</w:t>
+      </w:r>
+    </w:p>
+    <w:p>
+      <w:pPr>
+        <w:spacing w:before="120" w:after="160"/>
+      </w:pPr>
+      <w:r>
+        <w:rPr>
+          <w:color w:val="000000"/>
+        </w:rPr>
+        <w:t>1. When will they leave?</w:t>
+      </w:r>
+    </w:p>
+    <w:p>
+      <w:pPr>
+        <w:spacing w:before="120" w:after="160"/>
+      </w:pPr>
+      <w:r>
+        <w:rPr>
+          <w:color w:val="000000"/>
+        </w:rPr>
+        <w:t>2. What will they do if it rains?</w:t>
+      </w:r>
+    </w:p>
+    <w:p>
+      <w:pPr>
+        <w:spacing w:before="120" w:after="160"/>
+      </w:pPr>
+      <w:r>
+        <w:rPr>
+          <w:color w:val="000000"/>
+        </w:rPr>
+        <w:t>3. Why does Lan carry a map?</w:t>
+      </w:r>
+    </w:p>
+    <w:p>
+      <w:pPr>
+        <w:spacing w:before="120" w:after="160"/>
+      </w:pPr>
+      <w:r>
+        <w:rPr>
+          <w:color w:val="000000"/>
+        </w:rPr>
+        <w:t>4. What would she do with a better camera?</w:t>
+      </w:r>
+    </w:p>
+    <w:p>
+      <w:pPr>
+        <w:spacing w:before="120" w:after="160"/>
+      </w:pPr>
+      <w:r>
+        <w:rPr>
+          <w:color w:val="000000"/>
+        </w:rPr>
+        <w:t>5. What happened because she forgot her raincoat?</w:t>
+      </w:r>
+    </w:p>
+    <w:p>
+      <w:pPr>
+        <w:spacing w:before="240" w:after="60"/>
+        <w:keepNext/>
+      </w:pPr>
+      <w:r>
+        <w:rPr>
+          <w:color w:val="000000"/>
           <w:b/>
         </w:rPr>
-        <w:t xml:space="preserve">ĐÁP ÁN – ĐỀ 1</w:t>
-      </w:r>
-    </w:p>
-    <w:p>
-      <w:r>
-        <w:rPr>
+        <w:t>PHẦN 10. VIẾT (10 điểm)</w:t>
+      </w:r>
+    </w:p>
+    <w:p>
+      <w:pPr>
+        <w:spacing w:before="0" w:after="60"/>
+        <w:keepNext/>
+      </w:pPr>
+      <w:r>
+        <w:rPr>
+          <w:color w:val="000000"/>
+          <w:i/>
+        </w:rPr>
+        <w:t>Hướng dẫn: Viết đúng độ dài và sử dụng đủ các loại câu điều kiện được yêu cầu.</w:t>
+      </w:r>
+    </w:p>
+    <w:p>
+      <w:pPr>
+        <w:spacing w:before="40" w:after="60"/>
+      </w:pPr>
+      <w:r>
+        <w:rPr>
+          <w:color w:val="000000"/>
+        </w:rPr>
+        <w:t>Viết 90–110 từ về kế hoạch cho một chuyến đi và những tình huống có thể xảy ra. Dùng ít nhất bốn loại câu điều kiện.</w:t>
+      </w:r>
+    </w:p>
+    <w:p>
+      <w:pPr>
+        <w:spacing w:before="0" w:after="280"/>
+        <w:keepNext/>
+        <w:jc w:val="center"/>
+      </w:pPr>
+      <w:r>
+        <w:rPr>
+          <w:color w:val="000000"/>
           <w:b/>
         </w:rPr>
-        <w:t xml:space="preserve">PHẦN 1: 1. Type 0; 2. Type 1; 3. Type 2; 4. Type 3; 5. Mixed; 6. Type 0; 7. Type 1; 8. Type 2; 9. Type 3; 10. Mixed</w:t>
-      </w:r>
-    </w:p>
-    <w:p>
-      <w:r>
-        <w:rPr>
+        <w:br w:type="page"/>
+        <w:t>ĐÁP ÁN</w:t>
+      </w:r>
+    </w:p>
+    <w:p>
+      <w:pPr>
+        <w:spacing w:before="240" w:after="60"/>
+        <w:keepNext/>
+      </w:pPr>
+      <w:r>
+        <w:rPr>
+          <w:color w:val="000000"/>
           <w:b/>
         </w:rPr>
-        <w:t xml:space="preserve">PHẦN 2: 1. reaches; boils; 2. do not water; die; 3. melts; heat; 4. eat; gain; 5. turns; press; 6. rains; gets; 7. drink; do not sleep; 8. expands; becomes; 9. are; cry; 10. feel; exercise</w:t>
-      </w:r>
-    </w:p>
-    <w:p>
-      <w:r>
-        <w:rPr>
+        <w:t>PHẦN 1</w:t>
+      </w:r>
+    </w:p>
+    <w:p>
+      <w:pPr>
+        <w:spacing w:before="60" w:after="120"/>
+      </w:pPr>
+      <w:r>
+        <w:rPr>
+          <w:color w:val="000000"/>
+        </w:rPr>
+        <w:t>Câu 1: Type 0</w:t>
+      </w:r>
+    </w:p>
+    <w:p>
+      <w:pPr>
+        <w:spacing w:before="60" w:after="120"/>
+      </w:pPr>
+      <w:r>
+        <w:rPr>
+          <w:color w:val="000000"/>
+        </w:rPr>
+        <w:t>Câu 2: Type 1</w:t>
+      </w:r>
+    </w:p>
+    <w:p>
+      <w:pPr>
+        <w:spacing w:before="60" w:after="120"/>
+      </w:pPr>
+      <w:r>
+        <w:rPr>
+          <w:color w:val="000000"/>
+        </w:rPr>
+        <w:t>Câu 3: Type 2</w:t>
+      </w:r>
+    </w:p>
+    <w:p>
+      <w:pPr>
+        <w:spacing w:before="60" w:after="120"/>
+      </w:pPr>
+      <w:r>
+        <w:rPr>
+          <w:color w:val="000000"/>
+        </w:rPr>
+        <w:t>Câu 4: Type 3</w:t>
+      </w:r>
+    </w:p>
+    <w:p>
+      <w:pPr>
+        <w:spacing w:before="60" w:after="120"/>
+      </w:pPr>
+      <w:r>
+        <w:rPr>
+          <w:color w:val="000000"/>
+        </w:rPr>
+        <w:t>Câu 5: Mixed</w:t>
+      </w:r>
+    </w:p>
+    <w:p>
+      <w:pPr>
+        <w:spacing w:before="60" w:after="120"/>
+      </w:pPr>
+      <w:r>
+        <w:rPr>
+          <w:color w:val="000000"/>
+        </w:rPr>
+        <w:t>Câu 6: Type 0</w:t>
+      </w:r>
+    </w:p>
+    <w:p>
+      <w:pPr>
+        <w:spacing w:before="60" w:after="120"/>
+      </w:pPr>
+      <w:r>
+        <w:rPr>
+          <w:color w:val="000000"/>
+        </w:rPr>
+        <w:t>Câu 7: Type 1</w:t>
+      </w:r>
+    </w:p>
+    <w:p>
+      <w:pPr>
+        <w:spacing w:before="60" w:after="120"/>
+      </w:pPr>
+      <w:r>
+        <w:rPr>
+          <w:color w:val="000000"/>
+        </w:rPr>
+        <w:t>Câu 8: Type 2</w:t>
+      </w:r>
+    </w:p>
+    <w:p>
+      <w:pPr>
+        <w:spacing w:before="60" w:after="120"/>
+      </w:pPr>
+      <w:r>
+        <w:rPr>
+          <w:color w:val="000000"/>
+        </w:rPr>
+        <w:t>Câu 9: Type 3</w:t>
+      </w:r>
+    </w:p>
+    <w:p>
+      <w:pPr>
+        <w:spacing w:before="60" w:after="120"/>
+      </w:pPr>
+      <w:r>
+        <w:rPr>
+          <w:color w:val="000000"/>
+        </w:rPr>
+        <w:t>Câu 10: Mixed</w:t>
+      </w:r>
+    </w:p>
+    <w:p>
+      <w:pPr>
+        <w:spacing w:before="240" w:after="60"/>
+        <w:keepNext/>
+      </w:pPr>
+      <w:r>
+        <w:rPr>
+          <w:color w:val="000000"/>
           <w:b/>
         </w:rPr>
-        <w:t xml:space="preserve">PHẦN 3: 1. rains; will cancel; 2. will call; arrive; 3. studies; will pass; 4. will miss; hurry; 5. do not leave; will be; 6. will help; has; 7. invite; will go; 8. will feel; rest; 9. is; will buy; 10. will not know; tell</w:t>
-      </w:r>
-    </w:p>
-    <w:p>
-      <w:r>
-        <w:rPr>
+        <w:t>PHẦN 2</w:t>
+      </w:r>
+    </w:p>
+    <w:p>
+      <w:pPr>
+        <w:spacing w:before="60" w:after="120"/>
+      </w:pPr>
+      <w:r>
+        <w:rPr>
+          <w:color w:val="000000"/>
+        </w:rPr>
+        <w:t>Câu 1: reaches; boils</w:t>
+      </w:r>
+    </w:p>
+    <w:p>
+      <w:pPr>
+        <w:spacing w:before="60" w:after="120"/>
+      </w:pPr>
+      <w:r>
+        <w:rPr>
+          <w:color w:val="000000"/>
+        </w:rPr>
+        <w:t>Câu 2: do not water; die</w:t>
+      </w:r>
+    </w:p>
+    <w:p>
+      <w:pPr>
+        <w:spacing w:before="60" w:after="120"/>
+      </w:pPr>
+      <w:r>
+        <w:rPr>
+          <w:color w:val="000000"/>
+        </w:rPr>
+        <w:t>Câu 3: melts; heat</w:t>
+      </w:r>
+    </w:p>
+    <w:p>
+      <w:pPr>
+        <w:spacing w:before="60" w:after="120"/>
+      </w:pPr>
+      <w:r>
+        <w:rPr>
+          <w:color w:val="000000"/>
+        </w:rPr>
+        <w:t>Câu 4: eat; gain</w:t>
+      </w:r>
+    </w:p>
+    <w:p>
+      <w:pPr>
+        <w:spacing w:before="60" w:after="120"/>
+      </w:pPr>
+      <w:r>
+        <w:rPr>
+          <w:color w:val="000000"/>
+        </w:rPr>
+        <w:t>Câu 5: turns; press</w:t>
+      </w:r>
+    </w:p>
+    <w:p>
+      <w:pPr>
+        <w:spacing w:before="60" w:after="120"/>
+      </w:pPr>
+      <w:r>
+        <w:rPr>
+          <w:color w:val="000000"/>
+        </w:rPr>
+        <w:t>Câu 6: rains; gets</w:t>
+      </w:r>
+    </w:p>
+    <w:p>
+      <w:pPr>
+        <w:spacing w:before="60" w:after="120"/>
+      </w:pPr>
+      <w:r>
+        <w:rPr>
+          <w:color w:val="000000"/>
+        </w:rPr>
+        <w:t>Câu 7: drink; do not sleep</w:t>
+      </w:r>
+    </w:p>
+    <w:p>
+      <w:pPr>
+        <w:spacing w:before="60" w:after="120"/>
+      </w:pPr>
+      <w:r>
+        <w:rPr>
+          <w:color w:val="000000"/>
+        </w:rPr>
+        <w:t>Câu 8: expands; becomes</w:t>
+      </w:r>
+    </w:p>
+    <w:p>
+      <w:pPr>
+        <w:spacing w:before="60" w:after="120"/>
+      </w:pPr>
+      <w:r>
+        <w:rPr>
+          <w:color w:val="000000"/>
+        </w:rPr>
+        <w:t>Câu 9: are; cry</w:t>
+      </w:r>
+    </w:p>
+    <w:p>
+      <w:pPr>
+        <w:spacing w:before="60" w:after="120"/>
+      </w:pPr>
+      <w:r>
+        <w:rPr>
+          <w:color w:val="000000"/>
+        </w:rPr>
+        <w:t>Câu 10: feel; exercise</w:t>
+      </w:r>
+    </w:p>
+    <w:p>
+      <w:pPr>
+        <w:spacing w:before="240" w:after="60"/>
+        <w:keepNext/>
+      </w:pPr>
+      <w:r>
+        <w:rPr>
+          <w:color w:val="000000"/>
           <w:b/>
         </w:rPr>
-        <w:t xml:space="preserve">PHẦN 4: 1. were; would apologize; 2. would travel; had; 3. lived; could walk; 4. would buy; were; 5. knew; would call; 6. would; do; won; 7. could; would visit; 8. would not be; slept; 9. spoke; would apply; 10. would help; understood</w:t>
-      </w:r>
-    </w:p>
-    <w:p>
-      <w:r>
-        <w:rPr>
+        <w:t>PHẦN 3</w:t>
+      </w:r>
+    </w:p>
+    <w:p>
+      <w:pPr>
+        <w:spacing w:before="60" w:after="120"/>
+      </w:pPr>
+      <w:r>
+        <w:rPr>
+          <w:color w:val="000000"/>
+        </w:rPr>
+        <w:t>Câu 1: rains; will cancel</w:t>
+      </w:r>
+    </w:p>
+    <w:p>
+      <w:pPr>
+        <w:spacing w:before="60" w:after="120"/>
+      </w:pPr>
+      <w:r>
+        <w:rPr>
+          <w:color w:val="000000"/>
+        </w:rPr>
+        <w:t>Câu 2: will call; arrive</w:t>
+      </w:r>
+    </w:p>
+    <w:p>
+      <w:pPr>
+        <w:spacing w:before="60" w:after="120"/>
+      </w:pPr>
+      <w:r>
+        <w:rPr>
+          <w:color w:val="000000"/>
+        </w:rPr>
+        <w:t>Câu 3: studies; will pass</w:t>
+      </w:r>
+    </w:p>
+    <w:p>
+      <w:pPr>
+        <w:spacing w:before="60" w:after="120"/>
+      </w:pPr>
+      <w:r>
+        <w:rPr>
+          <w:color w:val="000000"/>
+        </w:rPr>
+        <w:t>Câu 4: will miss; hurry</w:t>
+      </w:r>
+    </w:p>
+    <w:p>
+      <w:pPr>
+        <w:spacing w:before="60" w:after="120"/>
+      </w:pPr>
+      <w:r>
+        <w:rPr>
+          <w:color w:val="000000"/>
+        </w:rPr>
+        <w:t>Câu 5: do not leave; will be</w:t>
+      </w:r>
+    </w:p>
+    <w:p>
+      <w:pPr>
+        <w:spacing w:before="60" w:after="120"/>
+      </w:pPr>
+      <w:r>
+        <w:rPr>
+          <w:color w:val="000000"/>
+        </w:rPr>
+        <w:t>Câu 6: will help; has</w:t>
+      </w:r>
+    </w:p>
+    <w:p>
+      <w:pPr>
+        <w:spacing w:before="60" w:after="120"/>
+      </w:pPr>
+      <w:r>
+        <w:rPr>
+          <w:color w:val="000000"/>
+        </w:rPr>
+        <w:t>Câu 7: invite; will go</w:t>
+      </w:r>
+    </w:p>
+    <w:p>
+      <w:pPr>
+        <w:spacing w:before="60" w:after="120"/>
+      </w:pPr>
+      <w:r>
+        <w:rPr>
+          <w:color w:val="000000"/>
+        </w:rPr>
+        <w:t>Câu 8: will feel; rest</w:t>
+      </w:r>
+    </w:p>
+    <w:p>
+      <w:pPr>
+        <w:spacing w:before="60" w:after="120"/>
+      </w:pPr>
+      <w:r>
+        <w:rPr>
+          <w:color w:val="000000"/>
+        </w:rPr>
+        <w:t>Câu 9: is; will buy</w:t>
+      </w:r>
+    </w:p>
+    <w:p>
+      <w:pPr>
+        <w:spacing w:before="60" w:after="120"/>
+      </w:pPr>
+      <w:r>
+        <w:rPr>
+          <w:color w:val="000000"/>
+        </w:rPr>
+        <w:t>Câu 10: will not know; tell</w:t>
+      </w:r>
+    </w:p>
+    <w:p>
+      <w:pPr>
+        <w:spacing w:before="240" w:after="60"/>
+        <w:keepNext/>
+      </w:pPr>
+      <w:r>
+        <w:rPr>
+          <w:color w:val="000000"/>
           <w:b/>
         </w:rPr>
-        <w:t xml:space="preserve">PHẦN 5: 1. had known; would have told; 2. would have passed; had studied; 3. had left; would have caught; 4. would not have got; had brought; 5. had seen; would have stopped; 6. would; have done; had missed; 7. had not rained; would have played; 8. would have come; had invited; 9. had woken; would not have been; 10. would have won; had practiced</w:t>
-      </w:r>
-    </w:p>
-    <w:p>
-      <w:r>
-        <w:rPr>
+        <w:t>PHẦN 4</w:t>
+      </w:r>
+    </w:p>
+    <w:p>
+      <w:pPr>
+        <w:spacing w:before="60" w:after="120"/>
+      </w:pPr>
+      <w:r>
+        <w:rPr>
+          <w:color w:val="000000"/>
+        </w:rPr>
+        <w:t>Câu 1: were; would apologize</w:t>
+      </w:r>
+    </w:p>
+    <w:p>
+      <w:pPr>
+        <w:spacing w:before="60" w:after="120"/>
+      </w:pPr>
+      <w:r>
+        <w:rPr>
+          <w:color w:val="000000"/>
+        </w:rPr>
+        <w:t>Câu 2: would travel; had</w:t>
+      </w:r>
+    </w:p>
+    <w:p>
+      <w:pPr>
+        <w:spacing w:before="60" w:after="120"/>
+      </w:pPr>
+      <w:r>
+        <w:rPr>
+          <w:color w:val="000000"/>
+        </w:rPr>
+        <w:t>Câu 3: lived; could walk</w:t>
+      </w:r>
+    </w:p>
+    <w:p>
+      <w:pPr>
+        <w:spacing w:before="60" w:after="120"/>
+      </w:pPr>
+      <w:r>
+        <w:rPr>
+          <w:color w:val="000000"/>
+        </w:rPr>
+        <w:t>Câu 4: would buy; were</w:t>
+      </w:r>
+    </w:p>
+    <w:p>
+      <w:pPr>
+        <w:spacing w:before="60" w:after="120"/>
+      </w:pPr>
+      <w:r>
+        <w:rPr>
+          <w:color w:val="000000"/>
+        </w:rPr>
+        <w:t>Câu 5: knew; would call</w:t>
+      </w:r>
+    </w:p>
+    <w:p>
+      <w:pPr>
+        <w:spacing w:before="60" w:after="120"/>
+      </w:pPr>
+      <w:r>
+        <w:rPr>
+          <w:color w:val="000000"/>
+        </w:rPr>
+        <w:t>Câu 6: would; do; won</w:t>
+      </w:r>
+    </w:p>
+    <w:p>
+      <w:pPr>
+        <w:spacing w:before="60" w:after="120"/>
+      </w:pPr>
+      <w:r>
+        <w:rPr>
+          <w:color w:val="000000"/>
+        </w:rPr>
+        <w:t>Câu 7: could; would visit</w:t>
+      </w:r>
+    </w:p>
+    <w:p>
+      <w:pPr>
+        <w:spacing w:before="60" w:after="120"/>
+      </w:pPr>
+      <w:r>
+        <w:rPr>
+          <w:color w:val="000000"/>
+        </w:rPr>
+        <w:t>Câu 8: would not be; slept</w:t>
+      </w:r>
+    </w:p>
+    <w:p>
+      <w:pPr>
+        <w:spacing w:before="60" w:after="120"/>
+      </w:pPr>
+      <w:r>
+        <w:rPr>
+          <w:color w:val="000000"/>
+        </w:rPr>
+        <w:t>Câu 9: spoke; would apply</w:t>
+      </w:r>
+    </w:p>
+    <w:p>
+      <w:pPr>
+        <w:spacing w:before="60" w:after="120"/>
+      </w:pPr>
+      <w:r>
+        <w:rPr>
+          <w:color w:val="000000"/>
+        </w:rPr>
+        <w:t>Câu 10: would help; understood</w:t>
+      </w:r>
+    </w:p>
+    <w:p>
+      <w:pPr>
+        <w:spacing w:before="240" w:after="60"/>
+        <w:keepNext/>
+      </w:pPr>
+      <w:r>
+        <w:rPr>
+          <w:color w:val="000000"/>
           <w:b/>
         </w:rPr>
-        <w:t xml:space="preserve">PHẦN 6: 1. had studied; would be; 2. were; would not have missed; 3. would have; had accepted; 4. had not stayed; would not be; 5. spoke; would have applied; 6. would not feel; had joined; 7. were; would not have broken; 8. would live; had taken; 9. had saved; would own; 10. would understand; had attended</w:t>
-      </w:r>
-    </w:p>
-    <w:p>
-      <w:r>
-        <w:rPr>
+        <w:t>PHẦN 5</w:t>
+      </w:r>
+    </w:p>
+    <w:p>
+      <w:pPr>
+        <w:spacing w:before="60" w:after="120"/>
+      </w:pPr>
+      <w:r>
+        <w:rPr>
+          <w:color w:val="000000"/>
+        </w:rPr>
+        <w:t>Câu 1: had known; would have told</w:t>
+      </w:r>
+    </w:p>
+    <w:p>
+      <w:pPr>
+        <w:spacing w:before="60" w:after="120"/>
+      </w:pPr>
+      <w:r>
+        <w:rPr>
+          <w:color w:val="000000"/>
+        </w:rPr>
+        <w:t>Câu 2: would have passed; had studied</w:t>
+      </w:r>
+    </w:p>
+    <w:p>
+      <w:pPr>
+        <w:spacing w:before="60" w:after="120"/>
+      </w:pPr>
+      <w:r>
+        <w:rPr>
+          <w:color w:val="000000"/>
+        </w:rPr>
+        <w:t>Câu 3: had left; would have caught</w:t>
+      </w:r>
+    </w:p>
+    <w:p>
+      <w:pPr>
+        <w:spacing w:before="60" w:after="120"/>
+      </w:pPr>
+      <w:r>
+        <w:rPr>
+          <w:color w:val="000000"/>
+        </w:rPr>
+        <w:t>Câu 4: would not have got; had brought</w:t>
+      </w:r>
+    </w:p>
+    <w:p>
+      <w:pPr>
+        <w:spacing w:before="60" w:after="120"/>
+      </w:pPr>
+      <w:r>
+        <w:rPr>
+          <w:color w:val="000000"/>
+        </w:rPr>
+        <w:t>Câu 5: had seen; would have stopped</w:t>
+      </w:r>
+    </w:p>
+    <w:p>
+      <w:pPr>
+        <w:spacing w:before="60" w:after="120"/>
+      </w:pPr>
+      <w:r>
+        <w:rPr>
+          <w:color w:val="000000"/>
+        </w:rPr>
+        <w:t>Câu 6: would; have done; had missed</w:t>
+      </w:r>
+    </w:p>
+    <w:p>
+      <w:pPr>
+        <w:spacing w:before="60" w:after="120"/>
+      </w:pPr>
+      <w:r>
+        <w:rPr>
+          <w:color w:val="000000"/>
+        </w:rPr>
+        <w:t>Câu 7: had not rained; would have played</w:t>
+      </w:r>
+    </w:p>
+    <w:p>
+      <w:pPr>
+        <w:spacing w:before="60" w:after="120"/>
+      </w:pPr>
+      <w:r>
+        <w:rPr>
+          <w:color w:val="000000"/>
+        </w:rPr>
+        <w:t>Câu 8: would have come; had invited</w:t>
+      </w:r>
+    </w:p>
+    <w:p>
+      <w:pPr>
+        <w:spacing w:before="60" w:after="120"/>
+      </w:pPr>
+      <w:r>
+        <w:rPr>
+          <w:color w:val="000000"/>
+        </w:rPr>
+        <w:t>Câu 9: had woken; would not have been</w:t>
+      </w:r>
+    </w:p>
+    <w:p>
+      <w:pPr>
+        <w:spacing w:before="60" w:after="120"/>
+      </w:pPr>
+      <w:r>
+        <w:rPr>
+          <w:color w:val="000000"/>
+        </w:rPr>
+        <w:t>Câu 10: would have won; had practiced</w:t>
+      </w:r>
+    </w:p>
+    <w:p>
+      <w:pPr>
+        <w:spacing w:before="240" w:after="60"/>
+        <w:keepNext/>
+      </w:pPr>
+      <w:r>
+        <w:rPr>
+          <w:color w:val="000000"/>
           <w:b/>
         </w:rPr>
-        <w:t xml:space="preserve">PHẦN 7: 1. If you do not study hard, you will fail.; 2. Unless we hurry, we will miss the bus.; 3. If I knew her number, I could call her.; 4. If he had studied, he would not have failed.; 5. If she had taken the job, she would not be unemployed now.; 6. If plants do not get water, they die.; 7. If you finish your work, you can go.; 8. If I were you, I would not decide.; 9. If they had left earlier, they would have caught the train.; 10. If you do not wear a coat, you will feel cold.</w:t>
-      </w:r>
-    </w:p>
-    <w:p>
-      <w:r>
-        <w:rPr>
+        <w:t>PHẦN 6</w:t>
+      </w:r>
+    </w:p>
+    <w:p>
+      <w:pPr>
+        <w:spacing w:before="60" w:after="120"/>
+      </w:pPr>
+      <w:r>
+        <w:rPr>
+          <w:color w:val="000000"/>
+        </w:rPr>
+        <w:t>Câu 1: had studied; would be</w:t>
+      </w:r>
+    </w:p>
+    <w:p>
+      <w:pPr>
+        <w:spacing w:before="60" w:after="120"/>
+      </w:pPr>
+      <w:r>
+        <w:rPr>
+          <w:color w:val="000000"/>
+        </w:rPr>
+        <w:t>Câu 2: were; would not have missed</w:t>
+      </w:r>
+    </w:p>
+    <w:p>
+      <w:pPr>
+        <w:spacing w:before="60" w:after="120"/>
+      </w:pPr>
+      <w:r>
+        <w:rPr>
+          <w:color w:val="000000"/>
+        </w:rPr>
+        <w:t>Câu 3: would have; had accepted</w:t>
+      </w:r>
+    </w:p>
+    <w:p>
+      <w:pPr>
+        <w:spacing w:before="60" w:after="120"/>
+      </w:pPr>
+      <w:r>
+        <w:rPr>
+          <w:color w:val="000000"/>
+        </w:rPr>
+        <w:t>Câu 4: had not stayed; would not be</w:t>
+      </w:r>
+    </w:p>
+    <w:p>
+      <w:pPr>
+        <w:spacing w:before="60" w:after="120"/>
+      </w:pPr>
+      <w:r>
+        <w:rPr>
+          <w:color w:val="000000"/>
+        </w:rPr>
+        <w:t>Câu 5: spoke; would have applied</w:t>
+      </w:r>
+    </w:p>
+    <w:p>
+      <w:pPr>
+        <w:spacing w:before="60" w:after="120"/>
+      </w:pPr>
+      <w:r>
+        <w:rPr>
+          <w:color w:val="000000"/>
+        </w:rPr>
+        <w:t>Câu 6: would not feel; had joined</w:t>
+      </w:r>
+    </w:p>
+    <w:p>
+      <w:pPr>
+        <w:spacing w:before="60" w:after="120"/>
+      </w:pPr>
+      <w:r>
+        <w:rPr>
+          <w:color w:val="000000"/>
+        </w:rPr>
+        <w:t>Câu 7: were; would not have broken</w:t>
+      </w:r>
+    </w:p>
+    <w:p>
+      <w:pPr>
+        <w:spacing w:before="60" w:after="120"/>
+      </w:pPr>
+      <w:r>
+        <w:rPr>
+          <w:color w:val="000000"/>
+        </w:rPr>
+        <w:t>Câu 8: would live; had taken</w:t>
+      </w:r>
+    </w:p>
+    <w:p>
+      <w:pPr>
+        <w:spacing w:before="60" w:after="120"/>
+      </w:pPr>
+      <w:r>
+        <w:rPr>
+          <w:color w:val="000000"/>
+        </w:rPr>
+        <w:t>Câu 9: had saved; would own</w:t>
+      </w:r>
+    </w:p>
+    <w:p>
+      <w:pPr>
+        <w:spacing w:before="60" w:after="120"/>
+      </w:pPr>
+      <w:r>
+        <w:rPr>
+          <w:color w:val="000000"/>
+        </w:rPr>
+        <w:t>Câu 10: would understand; had attended</w:t>
+      </w:r>
+    </w:p>
+    <w:p>
+      <w:pPr>
+        <w:spacing w:before="240" w:after="60"/>
+        <w:keepNext/>
+      </w:pPr>
+      <w:r>
+        <w:rPr>
+          <w:color w:val="000000"/>
           <w:b/>
         </w:rPr>
-        <w:t xml:space="preserve">PHẦN 8: 1. If you heat ice, it melts.; 2. If it rains, we will stay home.; 3. If I were you, I would apologize.; 4. If she had studied, she would have passed.; 5. If he had left early, he would have been here yesterday.; 6. Unless you hurry, you will be late.; 7. If I knew, I would tell you.; 8. If they had practiced, they would have won.; 9. If she had taken the job, she would work here now.; 10. If water reaches 0°C, it freezes.</w:t>
-      </w:r>
-    </w:p>
-    <w:p>
-      <w:r>
-        <w:rPr>
+        <w:t>PHẦN 7</w:t>
+      </w:r>
+    </w:p>
+    <w:p>
+      <w:pPr>
+        <w:spacing w:before="60" w:after="120"/>
+      </w:pPr>
+      <w:r>
+        <w:rPr>
+          <w:color w:val="000000"/>
+        </w:rPr>
+        <w:t>Câu 1: If you do not study hard, you will fail.</w:t>
+      </w:r>
+    </w:p>
+    <w:p>
+      <w:pPr>
+        <w:spacing w:before="60" w:after="120"/>
+      </w:pPr>
+      <w:r>
+        <w:rPr>
+          <w:color w:val="000000"/>
+        </w:rPr>
+        <w:t>Câu 2: Unless we hurry, we will miss the bus.</w:t>
+      </w:r>
+    </w:p>
+    <w:p>
+      <w:pPr>
+        <w:spacing w:before="60" w:after="120"/>
+      </w:pPr>
+      <w:r>
+        <w:rPr>
+          <w:color w:val="000000"/>
+        </w:rPr>
+        <w:t>Câu 3: If I knew her number, I could call her.</w:t>
+      </w:r>
+    </w:p>
+    <w:p>
+      <w:pPr>
+        <w:spacing w:before="60" w:after="120"/>
+      </w:pPr>
+      <w:r>
+        <w:rPr>
+          <w:color w:val="000000"/>
+        </w:rPr>
+        <w:t>Câu 4: If he had studied, he would not have failed.</w:t>
+      </w:r>
+    </w:p>
+    <w:p>
+      <w:pPr>
+        <w:spacing w:before="60" w:after="120"/>
+      </w:pPr>
+      <w:r>
+        <w:rPr>
+          <w:color w:val="000000"/>
+        </w:rPr>
+        <w:t>Câu 5: If she had taken the job, she would not be unemployed now.</w:t>
+      </w:r>
+    </w:p>
+    <w:p>
+      <w:pPr>
+        <w:spacing w:before="60" w:after="120"/>
+      </w:pPr>
+      <w:r>
+        <w:rPr>
+          <w:color w:val="000000"/>
+        </w:rPr>
+        <w:t>Câu 6: If plants do not get water, they die.</w:t>
+      </w:r>
+    </w:p>
+    <w:p>
+      <w:pPr>
+        <w:spacing w:before="60" w:after="120"/>
+      </w:pPr>
+      <w:r>
+        <w:rPr>
+          <w:color w:val="000000"/>
+        </w:rPr>
+        <w:t>Câu 7: If you finish your work, you can go.</w:t>
+      </w:r>
+    </w:p>
+    <w:p>
+      <w:pPr>
+        <w:spacing w:before="60" w:after="120"/>
+      </w:pPr>
+      <w:r>
+        <w:rPr>
+          <w:color w:val="000000"/>
+        </w:rPr>
+        <w:t>Câu 8: If I were you, I would not decide.</w:t>
+      </w:r>
+    </w:p>
+    <w:p>
+      <w:pPr>
+        <w:spacing w:before="60" w:after="120"/>
+      </w:pPr>
+      <w:r>
+        <w:rPr>
+          <w:color w:val="000000"/>
+        </w:rPr>
+        <w:t>Câu 9: If they had left earlier, they would have caught the train.</w:t>
+      </w:r>
+    </w:p>
+    <w:p>
+      <w:pPr>
+        <w:spacing w:before="60" w:after="120"/>
+      </w:pPr>
+      <w:r>
+        <w:rPr>
+          <w:color w:val="000000"/>
+        </w:rPr>
+        <w:t>Câu 10: If you do not wear a coat, you will feel cold.</w:t>
+      </w:r>
+    </w:p>
+    <w:p>
+      <w:pPr>
+        <w:spacing w:before="240" w:after="60"/>
+        <w:keepNext/>
+      </w:pPr>
+      <w:r>
+        <w:rPr>
+          <w:color w:val="000000"/>
           <w:b/>
         </w:rPr>
-        <w:t xml:space="preserve">PHẦN 9: 1. Early Saturday if the weather is fine. 2. Stay home. 3. Getting lost can be dangerous. 4. Take clearer photos. 5. She became ill.</w:t>
-      </w:r>
-    </w:p>
-    <w:p>
-      <w:r>
-        <w:rPr>
+        <w:t>PHẦN 8</w:t>
+      </w:r>
+    </w:p>
+    <w:p>
+      <w:pPr>
+        <w:spacing w:before="60" w:after="120"/>
+      </w:pPr>
+      <w:r>
+        <w:rPr>
+          <w:color w:val="000000"/>
+        </w:rPr>
+        <w:t>Câu 1: If you heat ice, it melts.</w:t>
+      </w:r>
+    </w:p>
+    <w:p>
+      <w:pPr>
+        <w:spacing w:before="60" w:after="120"/>
+      </w:pPr>
+      <w:r>
+        <w:rPr>
+          <w:color w:val="000000"/>
+        </w:rPr>
+        <w:t>Câu 2: If it rains, we will stay home.</w:t>
+      </w:r>
+    </w:p>
+    <w:p>
+      <w:pPr>
+        <w:spacing w:before="60" w:after="120"/>
+      </w:pPr>
+      <w:r>
+        <w:rPr>
+          <w:color w:val="000000"/>
+        </w:rPr>
+        <w:t>Câu 3: If I were you, I would apologize.</w:t>
+      </w:r>
+    </w:p>
+    <w:p>
+      <w:pPr>
+        <w:spacing w:before="60" w:after="120"/>
+      </w:pPr>
+      <w:r>
+        <w:rPr>
+          <w:color w:val="000000"/>
+        </w:rPr>
+        <w:t>Câu 4: If she had studied, she would have passed.</w:t>
+      </w:r>
+    </w:p>
+    <w:p>
+      <w:pPr>
+        <w:spacing w:before="60" w:after="120"/>
+      </w:pPr>
+      <w:r>
+        <w:rPr>
+          <w:color w:val="000000"/>
+        </w:rPr>
+        <w:t>Câu 5: If he had left early, he would have been here yesterday.</w:t>
+      </w:r>
+    </w:p>
+    <w:p>
+      <w:pPr>
+        <w:spacing w:before="60" w:after="120"/>
+      </w:pPr>
+      <w:r>
+        <w:rPr>
+          <w:color w:val="000000"/>
+        </w:rPr>
+        <w:t>Câu 6: Unless you hurry, you will be late.</w:t>
+      </w:r>
+    </w:p>
+    <w:p>
+      <w:pPr>
+        <w:spacing w:before="60" w:after="120"/>
+      </w:pPr>
+      <w:r>
+        <w:rPr>
+          <w:color w:val="000000"/>
+        </w:rPr>
+        <w:t>Câu 7: If I knew, I would tell you.</w:t>
+      </w:r>
+    </w:p>
+    <w:p>
+      <w:pPr>
+        <w:spacing w:before="60" w:after="120"/>
+      </w:pPr>
+      <w:r>
+        <w:rPr>
+          <w:color w:val="000000"/>
+        </w:rPr>
+        <w:t>Câu 8: If they had practiced, they would have won.</w:t>
+      </w:r>
+    </w:p>
+    <w:p>
+      <w:pPr>
+        <w:spacing w:before="60" w:after="120"/>
+      </w:pPr>
+      <w:r>
+        <w:rPr>
+          <w:color w:val="000000"/>
+        </w:rPr>
+        <w:t>Câu 9: If she had taken the job, she would work here now.</w:t>
+      </w:r>
+    </w:p>
+    <w:p>
+      <w:pPr>
+        <w:spacing w:before="60" w:after="120"/>
+      </w:pPr>
+      <w:r>
+        <w:rPr>
+          <w:color w:val="000000"/>
+        </w:rPr>
+        <w:t>Câu 10: If water reaches 0°C, it freezes.</w:t>
+      </w:r>
+    </w:p>
+    <w:p>
+      <w:pPr>
+        <w:spacing w:before="240" w:after="60"/>
+        <w:keepNext/>
+      </w:pPr>
+      <w:r>
+        <w:rPr>
+          <w:color w:val="000000"/>
           <w:b/>
         </w:rPr>
-        <w:t xml:space="preserve">BÀI VIẾT MẪU (104 từ): My friends and I are planning a mountain trip. If the weather is fine, we will leave early on Saturday. If it rains heavily, we will stay home because wet paths become dangerous when they receive too much rain. I wish I had a better camera; if I owned one, I would take clearer photographs. Last year, I forgot my raincoat. If I had remembered it, I would not have become ill. If I had prepared more carefully then, I would feel less worried about this trip now. Unless everyone checks the forecast, we may have to change our plans at the last minute.</w:t>
+        <w:t>PHẦN 9</w:t>
+      </w:r>
+    </w:p>
+    <w:p>
+      <w:pPr>
+        <w:spacing w:before="60" w:after="120"/>
+      </w:pPr>
+      <w:r>
+        <w:rPr>
+          <w:color w:val="000000"/>
+        </w:rPr>
+        <w:t>Câu 1: Early Saturday if the weather is fine.</w:t>
+      </w:r>
+    </w:p>
+    <w:p>
+      <w:pPr>
+        <w:spacing w:before="60" w:after="120"/>
+      </w:pPr>
+      <w:r>
+        <w:rPr>
+          <w:color w:val="000000"/>
+        </w:rPr>
+        <w:t>Câu 2: Stay home.</w:t>
+      </w:r>
+    </w:p>
+    <w:p>
+      <w:pPr>
+        <w:spacing w:before="60" w:after="120"/>
+      </w:pPr>
+      <w:r>
+        <w:rPr>
+          <w:color w:val="000000"/>
+        </w:rPr>
+        <w:t>Câu 3: Getting lost can be dangerous.</w:t>
+      </w:r>
+    </w:p>
+    <w:p>
+      <w:pPr>
+        <w:spacing w:before="60" w:after="120"/>
+      </w:pPr>
+      <w:r>
+        <w:rPr>
+          <w:color w:val="000000"/>
+        </w:rPr>
+        <w:t>Câu 4: Take clearer photos.</w:t>
+      </w:r>
+    </w:p>
+    <w:p>
+      <w:pPr>
+        <w:spacing w:before="60" w:after="120"/>
+      </w:pPr>
+      <w:r>
+        <w:rPr>
+          <w:color w:val="000000"/>
+        </w:rPr>
+        <w:t>Câu 5: She became ill.</w:t>
+      </w:r>
+    </w:p>
+    <w:p>
+      <w:pPr>
+        <w:spacing w:before="240" w:after="60"/>
+        <w:keepNext/>
+      </w:pPr>
+      <w:r>
+        <w:rPr>
+          <w:color w:val="000000"/>
+          <w:b/>
+        </w:rPr>
+        <w:t>PHẦN 10</w:t>
+      </w:r>
+    </w:p>
+    <w:p>
+      <w:pPr>
+        <w:spacing w:before="240" w:after="60"/>
+        <w:keepNext/>
+      </w:pPr>
+      <w:r>
+        <w:rPr>
+          <w:color w:val="000000"/>
+          <w:b/>
+        </w:rPr>
+        <w:t>Câu trả lời tham khảo</w:t>
+      </w:r>
+    </w:p>
+    <w:p>
+      <w:pPr>
+        <w:spacing w:before="0" w:after="160"/>
+      </w:pPr>
+      <w:r>
+        <w:rPr>
+          <w:color w:val="000000"/>
+        </w:rPr>
+        <w:t>BÀI VIẾT MẪU (104 từ): My friends and I are planning a mountain trip. If the weather is fine, we will leave early on Saturday. If it rains heavily, we will stay home because wet paths become dangerous when they receive too much rain. I wish I had a better camera; if I owned one, I would take clearer photographs. Last year, I forgot my raincoat. If I had remembered it, I would not have become ill. If I had prepared more carefully then, I would feel less worried about this trip now. Unless everyone checks the forecast, we may have to change our plans at the last minute.</w:t>
       </w:r>
     </w:p>
     <w:sectPr>
